--- a/Technical_Evidence_Dossier_Defra_2026.docx
+++ b/Technical_Evidence_Dossier_Defra_2026.docx
@@ -89,22 +89,26 @@
           <w:sz w:val="22"/>
           <w:szCs w:val="22"/>
         </w:rPr>
-        <w:t xml:space="preserve">Scottish Government — </w:t>
-      </w:r>
-      <w:proofErr w:type="spellStart"/>
+        <w:t>Scottish Government — environment.protection.team@gov.scot</w:t>
+      </w:r>
+    </w:p>
+    <w:p>
+      <w:pPr>
+        <w:spacing w:after="60" w:line="276" w:lineRule="auto"/>
+        <w:ind w:left="720"/>
+      </w:pPr>
       <w:r>
         <w:rPr>
           <w:color w:val="4A4A4A"/>
           <w:sz w:val="22"/>
           <w:szCs w:val="22"/>
         </w:rPr>
-        <w:t>environment.protection.team@gov.scot</w:t>
-      </w:r>
-      <w:proofErr w:type="spellEnd"/>
-    </w:p>
-    <w:p>
-      <w:pPr>
-        <w:spacing w:after="60" w:line="276" w:lineRule="auto"/>
+        <w:t>Welsh Government / NRW — airquality@naturalresourceswales.gov.uk</w:t>
+      </w:r>
+    </w:p>
+    <w:p>
+      <w:pPr>
+        <w:spacing w:after="160" w:line="276" w:lineRule="auto"/>
         <w:ind w:left="720"/>
       </w:pPr>
       <w:r>
@@ -113,20 +117,6 @@
           <w:sz w:val="22"/>
           <w:szCs w:val="22"/>
         </w:rPr>
-        <w:t>Welsh Government / NRW — airquality@naturalresourceswales.gov.uk</w:t>
-      </w:r>
-    </w:p>
-    <w:p>
-      <w:pPr>
-        <w:spacing w:after="160" w:line="276" w:lineRule="auto"/>
-        <w:ind w:left="720"/>
-      </w:pPr>
-      <w:r>
-        <w:rPr>
-          <w:color w:val="4A4A4A"/>
-          <w:sz w:val="22"/>
-          <w:szCs w:val="22"/>
-        </w:rPr>
         <w:t>DAERA (Northern Ireland) — daera.helpline@daera-ni.gov.uk</w:t>
       </w:r>
     </w:p>
@@ -167,7 +157,7 @@
         <w:rPr>
           <w:color w:val="2C2C2C"/>
         </w:rPr>
-        <w:t>10 March 2026</w:t>
+        <w:t>17 March 2026</w:t>
       </w:r>
     </w:p>
     <w:p>
@@ -291,74 +281,18 @@
         <w:rPr>
           <w:color w:val="2C2C2C"/>
         </w:rPr>
-        <w:t xml:space="preserve">The United Kingdom is at a defining crossroads in its domestic air quality strategy. The 2026 Defra Consultation proposes a reduction in allowable smoke emissions for new solid fuel stoves from the current 5 g/h to 1 g/h (plus 0.1g per 0.3 kW of output). While this represents a stringent numerical target, a review of UK British Standards (BS 3841, BS EN 15250, BS EN 15544), global empirical data (US EPA, Lopez Labs), and European frameworks (Austrian 15a B-VG, German 1. </w:t>
-      </w:r>
-      <w:proofErr w:type="spellStart"/>
-      <w:r>
-        <w:rPr>
-          <w:color w:val="2C2C2C"/>
-        </w:rPr>
-        <w:t>BImSchV</w:t>
-      </w:r>
-      <w:proofErr w:type="spellEnd"/>
-      <w:r>
-        <w:rPr>
-          <w:color w:val="2C2C2C"/>
-        </w:rPr>
-        <w:t>) reveals a significant structural limitation: the UK’s “mass-rate” methodology does not accommodate the operational characteristics of high-mass Masonry Heaters (MH) — a technology class that demonstrably achieves lower emissions per unit of heat delivered than conventional appliances.</w:t>
-      </w:r>
-    </w:p>
-    <w:p>
-      <w:pPr>
-        <w:spacing w:after="160" w:line="276" w:lineRule="auto"/>
-      </w:pPr>
-      <w:r>
-        <w:rPr>
-          <w:color w:val="2C2C2C"/>
-        </w:rPr>
-        <w:t xml:space="preserve">This 10-part dossier provides a comparison of international testing regimes. It demonstrates that masonry heater technologies vary significantly — from the Swedish </w:t>
-      </w:r>
-      <w:proofErr w:type="spellStart"/>
-      <w:r>
-        <w:rPr>
-          <w:color w:val="2C2C2C"/>
-        </w:rPr>
-        <w:t>Kakelugn</w:t>
-      </w:r>
-      <w:proofErr w:type="spellEnd"/>
-      <w:r>
-        <w:rPr>
-          <w:color w:val="2C2C2C"/>
-        </w:rPr>
-        <w:t xml:space="preserve"> to the American Contraflow, the German </w:t>
-      </w:r>
-      <w:proofErr w:type="spellStart"/>
-      <w:r>
-        <w:rPr>
-          <w:color w:val="2C2C2C"/>
-        </w:rPr>
-        <w:t>Grundofen</w:t>
-      </w:r>
-      <w:proofErr w:type="spellEnd"/>
-      <w:r>
-        <w:rPr>
-          <w:color w:val="2C2C2C"/>
-        </w:rPr>
-        <w:t xml:space="preserve">, and the Austrian </w:t>
-      </w:r>
-      <w:proofErr w:type="spellStart"/>
-      <w:r>
-        <w:rPr>
-          <w:color w:val="2C2C2C"/>
-        </w:rPr>
-        <w:t>UmweltPlus</w:t>
-      </w:r>
-      <w:proofErr w:type="spellEnd"/>
-      <w:r>
-        <w:rPr>
-          <w:color w:val="2C2C2C"/>
-        </w:rPr>
-        <w:t xml:space="preserve"> bio-combustion firebox. Despite their mechanical differences, all share a common thermal principle: high-temperature batch combustion followed by prolonged, zero-emission radiant heat release.</w:t>
+        <w:t>The United Kingdom is at a defining crossroads in its domestic air quality strategy. The 2026 Defra Consultation proposes a reduction in allowable smoke emissions for new solid fuel stoves from the current 3 g/h (reduced from 5 g/h in January 2023 under the Environmental Improvement Plan) to 1 g/h (plus 0.1g per 0.3 kW of output). While this represents a stringent numerical target, a review of UK British Standards (BS 3841, BS EN 15250/EN 16510-2-5, BS EN 15544), global empirical data (US EPA, Lopez Labs), and European frameworks (Austrian 15a B-VG, German 1. BImSchV) reveals a significant structural limitation: the UK’s “mass-rate” methodology does not accommodate the operational characteristics of high-mass Masonry Heaters (MH) — a technology class that demonstrably achieves lower emissions per unit of heat delivered than conventional appliances.</w:t>
+      </w:r>
+    </w:p>
+    <w:p>
+      <w:pPr>
+        <w:spacing w:after="160" w:line="276" w:lineRule="auto"/>
+      </w:pPr>
+      <w:r>
+        <w:rPr>
+          <w:color w:val="2C2C2C"/>
+        </w:rPr>
+        <w:t>This 10-part dossier provides a comparison of international testing regimes. It demonstrates that masonry heater technologies vary significantly — from the Swedish Kakelugn to the American Contraflow, the German Grundofen, and the Austrian UmweltPlus bio-combustion firebox. Despite their mechanical differences, all share a common thermal principle: high-temperature batch combustion followed by prolonged, zero-emission radiant heat release.</w:t>
       </w:r>
     </w:p>
     <w:p>
@@ -424,7 +358,7 @@
         <w:rPr>
           <w:color w:val="2C2C2C"/>
         </w:rPr>
-        <w:t>The UK’s regulatory framework for domestic appliances is rooted in the Clean Air Act 1956 and operationalized via BS 3841-1:1994 and BS 3841-2:1994 (Determination of smoke emission rate).</w:t>
+        <w:t>The UK’s regulatory framework for domestic appliances is rooted in the Clean Air Act 1956 (repealed and consolidated by the Clean Air Act 1993) and operationalized via BS 3841-1:1994 and BS 3841-2:1994 (Determination of smoke emission rate).</w:t>
       </w:r>
     </w:p>
     <w:p>
@@ -484,7 +418,7 @@
         <w:rPr>
           <w:color w:val="2C2C2C"/>
         </w:rPr>
-        <w:t>Averaged over a 24-hour heat delivery cycle, a masonry heater emits approximately 0.98 g/h. A conventional (non-exempt) metal stove operated in low-burn conditions has been shown to produce significantly elevated PM levels in real-world use. While modern Defra-exempt stoves incorporate air supply limiters to prevent full damping, real-world operation of older and non-exempt appliances remains a documented concern (Tiegs, 1994; Alaska CCHRC Study, 2009).</w:t>
+        <w:t>A typical 2 kW average-output masonry heater achieves this by producing a flame output of approximately 52 kW for 1 hour and 15 minutes, storing the heat for gradual release. Averaged over a 24-hour heat delivery cycle, emissions are approximately 0.98 g/h. The g/kg emission factor provides a more appropriate comparison: for a masonry heater burning a 24 kg load once per day, the average burn rate is 1 kg/h — meaning g/kg PM equals g/h PM in practice (1 g/kg × 24 kg = 24 g PM per day; 1 g/h × 24 hrs = 24 g PM per day). Australia and New Zealand have already adopted g/kg limits, which naturally accommodate both batch-burn and continuous-burn appliance types. A conventional metal stove operated in low-burn conditions has been shown to produce significantly elevated PM levels in real-world use (Tiegs, 1994; Alaska CCHRC Study, 2009).</w:t>
       </w:r>
     </w:p>
     <w:p>
@@ -544,49 +478,7 @@
         <w:rPr>
           <w:color w:val="2C2C2C"/>
         </w:rPr>
-        <w:t xml:space="preserve">The position paper from 850° </w:t>
-      </w:r>
-      <w:proofErr w:type="spellStart"/>
-      <w:r>
-        <w:rPr>
-          <w:color w:val="2C2C2C"/>
-        </w:rPr>
-        <w:t>Handwerklicher</w:t>
-      </w:r>
-      <w:proofErr w:type="spellEnd"/>
-      <w:r>
-        <w:rPr>
-          <w:color w:val="2C2C2C"/>
-        </w:rPr>
-        <w:t xml:space="preserve"> </w:t>
-      </w:r>
-      <w:proofErr w:type="spellStart"/>
-      <w:r>
-        <w:rPr>
-          <w:color w:val="2C2C2C"/>
-        </w:rPr>
-        <w:t>Grundofen</w:t>
-      </w:r>
-      <w:proofErr w:type="spellEnd"/>
-      <w:r>
-        <w:rPr>
-          <w:color w:val="2C2C2C"/>
-        </w:rPr>
-        <w:t xml:space="preserve"> e.V. (www.850grad.org) notes that standard type-testing (such as the 2nd stage of the 1. </w:t>
-      </w:r>
-      <w:proofErr w:type="spellStart"/>
-      <w:r>
-        <w:rPr>
-          <w:color w:val="2C2C2C"/>
-        </w:rPr>
-        <w:t>BImSchV</w:t>
-      </w:r>
-      <w:proofErr w:type="spellEnd"/>
-      <w:r>
-        <w:rPr>
-          <w:color w:val="2C2C2C"/>
-        </w:rPr>
-        <w:t>) is conducted under controlled laboratory conditions. Masonry heaters, by virtue of their thermal mass design, operate through a defined batch-burn cycle. This inherent operating characteristic means that the combustion conditions observed during testing are closely replicated in normal domestic use.</w:t>
+        <w:t>The position paper from 850° Handwerklicher Grundofen e.V. (www.850grad.org) notes that standard type-testing (such as the 2nd stage of the 1. BImSchV) is conducted under controlled laboratory conditions. Masonry heaters, by virtue of their thermal mass design, operate through a defined batch-burn cycle. This inherent operating characteristic means that the combustion conditions observed during testing are closely replicated in normal domestic use.</w:t>
       </w:r>
     </w:p>
     <w:p>
@@ -689,20 +581,8 @@
                 <w:sz w:val="20"/>
                 <w:szCs w:val="20"/>
               </w:rPr>
-              <w:t xml:space="preserve">Swedish </w:t>
+              <w:t>Swedish Kakelugn</w:t>
             </w:r>
-            <w:proofErr w:type="spellStart"/>
-            <w:r>
-              <w:rPr>
-                <w:b/>
-                <w:bCs/>
-                <w:color w:val="FFFFFF"/>
-                <w:sz w:val="20"/>
-                <w:szCs w:val="20"/>
-              </w:rPr>
-              <w:t>Kakelugn</w:t>
-            </w:r>
-            <w:proofErr w:type="spellEnd"/>
           </w:p>
         </w:tc>
         <w:tc>
@@ -761,20 +641,8 @@
                 <w:sz w:val="20"/>
                 <w:szCs w:val="20"/>
               </w:rPr>
-              <w:t xml:space="preserve">Austrian </w:t>
+              <w:t>Austrian UmweltPlus</w:t>
             </w:r>
-            <w:proofErr w:type="spellStart"/>
-            <w:r>
-              <w:rPr>
-                <w:b/>
-                <w:bCs/>
-                <w:color w:val="FFFFFF"/>
-                <w:sz w:val="20"/>
-                <w:szCs w:val="20"/>
-              </w:rPr>
-              <w:t>UmweltPlus</w:t>
-            </w:r>
-            <w:proofErr w:type="spellEnd"/>
           </w:p>
         </w:tc>
         <w:tc>
@@ -803,20 +671,8 @@
                 <w:sz w:val="20"/>
                 <w:szCs w:val="20"/>
               </w:rPr>
-              <w:t xml:space="preserve">German </w:t>
+              <w:t>German Grundofen</w:t>
             </w:r>
-            <w:proofErr w:type="spellStart"/>
-            <w:r>
-              <w:rPr>
-                <w:b/>
-                <w:bCs/>
-                <w:color w:val="FFFFFF"/>
-                <w:sz w:val="20"/>
-                <w:szCs w:val="20"/>
-              </w:rPr>
-              <w:t>Grundofen</w:t>
-            </w:r>
-            <w:proofErr w:type="spellEnd"/>
           </w:p>
         </w:tc>
       </w:tr>
@@ -877,7 +733,7 @@
                 <w:sz w:val="20"/>
                 <w:szCs w:val="20"/>
               </w:rPr>
-              <w:t>MHA tradition. Dense refractory cores. Lopez Labs: 0.97 g/kg baseline from 185+ test runs.</w:t>
+              <w:t>MHA tradition. Dense refractory cores. Lopez Labs: approximately 2.9 g/kg average across the full dataset (range 1.4–5.8 g/kg), with best-performing designs achieving sub-1.0 g/kg.</w:t>
             </w:r>
           </w:p>
         </w:tc>
@@ -1001,21 +857,7 @@
         <w:rPr>
           <w:color w:val="2C2C2C"/>
         </w:rPr>
-        <w:t>The Ricardo report (Project RDE002) confirmed that the EU Ecodesign “heated filter” method likely understates PM</w:t>
-      </w:r>
-      <w:proofErr w:type="gramStart"/>
-      <w:r>
-        <w:rPr>
-          <w:color w:val="2C2C2C"/>
-        </w:rPr>
-        <w:t>₂.₅</w:t>
-      </w:r>
-      <w:proofErr w:type="gramEnd"/>
-      <w:r>
-        <w:rPr>
-          <w:color w:val="2C2C2C"/>
-        </w:rPr>
-        <w:t xml:space="preserve"> emissions because it does not capture the “condensable” fraction of smoke.</w:t>
+        <w:t>The Ricardo report (Project RDE002) confirmed that the EU Ecodesign “heated filter” method likely understates PM₂.₅ emissions because it does not capture the “condensable” fraction of smoke.</w:t>
       </w:r>
     </w:p>
     <w:p>
@@ -1044,7 +886,36 @@
         <w:spacing w:before="300" w:after="200"/>
       </w:pPr>
       <w:r>
-        <w:t>4.2. Test Cycle Comparison</w:t>
+        <w:t>4.2. Swiss Federal Research: Storage Heaters vs Fireplaces (2007)</w:t>
+      </w:r>
+    </w:p>
+    <w:p>
+      <w:pPr>
+        <w:spacing w:before="120" w:after="120"/>
+      </w:pPr>
+      <w:r>
+        <w:rPr>
+          <w:color w:val="2C2C2C"/>
+        </w:rPr>
+        <w:t>A Swiss Federal Office for the Environment research programme (Gaegauf and Sattler, Ökozentrum Langenbruck, December 2007, Project UTF 217.08.07), conducted comparative particle emission measurements on fireplaces, wood-burning stoves, and storage heaters using both dilution tunnel and extended aerosol analysis with Paul Scherrer Institute instrumentation. At nominal load, the storage heater’s dust emissions were 20% below the German BImSchV 2015 target value of 40 mg/m³ at 13% O₂. Fireplaces exceeded this target by 60–180%. Top-down ignition reduced dust emissions by approximately 60% in fireplaces and 50% in masonry heaters compared to conventional ignition methods. When burning approximately the same amount of fuel (15 kg), the storage heater produced the lowest total dust emissions of all appliance types tested, despite its measurement including the cold-start ignition phase.</w:t>
+      </w:r>
+    </w:p>
+    <w:p>
+      <w:pPr>
+        <w:pBdr>
+          <w:bottom w:val="single" w:sz="6" w:space="8" w:color="C4A35A"/>
+        </w:pBdr>
+        <w:spacing w:before="300" w:after="80"/>
+      </w:pPr>
+      <w:r>
+        <w:rPr>
+          <w:b/>
+          <w:bCs/>
+          <w:color w:val="1B2A4A"/>
+          <w:sz w:val="26"/>
+          <w:szCs w:val="26"/>
+        </w:rPr>
+        <w:t>4.3. Test Cycle Comparison</w:t>
       </w:r>
     </w:p>
     <w:p>
@@ -1104,7 +975,7 @@
         <w:rPr>
           <w:color w:val="2C2C2C"/>
         </w:rPr>
-        <w:t>Captures the entire cycle, including the highest-emission cold startup phase. Despite this rigorous standard, masonry heaters still average sub-1.0 g/kg emissions.</w:t>
+        <w:t>Captures the entire cycle, including the highest-emission cold startup phase. Despite this rigorous standard, masonry heaters achieve an average of approximately 2.9 g/kg, with best-performing designs under 1.0 g/kg.</w:t>
       </w:r>
     </w:p>
     <w:p>
@@ -1157,32 +1028,18 @@
         <w:spacing w:before="300" w:after="200"/>
       </w:pPr>
       <w:r>
-        <w:t>5.1. BS EN 15250:2007 — Slow Heat Release Appliances</w:t>
-      </w:r>
-    </w:p>
-    <w:p>
-      <w:pPr>
-        <w:spacing w:after="160" w:line="276" w:lineRule="auto"/>
-      </w:pPr>
-      <w:r>
-        <w:rPr>
-          <w:color w:val="2C2C2C"/>
-        </w:rPr>
-        <w:t xml:space="preserve">Unlike standard stoves, masonry heaters are classified under BS EN 15250. </w:t>
-      </w:r>
-      <w:proofErr w:type="gramStart"/>
-      <w:r>
-        <w:rPr>
-          <w:color w:val="2C2C2C"/>
-        </w:rPr>
-        <w:t>This standard mandates</w:t>
-      </w:r>
-      <w:proofErr w:type="gramEnd"/>
-      <w:r>
-        <w:rPr>
-          <w:color w:val="2C2C2C"/>
-        </w:rPr>
-        <w:t xml:space="preserve"> that manufacturers declare the “thermal storage capacity” of the mass, creating a clear legal distinction from continuous-burn metal stoves.</w:t>
+        <w:t>5.1. BS EN 15250:2007 / EN 16510-2-5 — Slow Heat Release Appliances</w:t>
+      </w:r>
+    </w:p>
+    <w:p>
+      <w:pPr>
+        <w:spacing w:after="160" w:line="276" w:lineRule="auto"/>
+      </w:pPr>
+      <w:r>
+        <w:rPr>
+          <w:color w:val="2C2C2C"/>
+        </w:rPr>
+        <w:t>Unlike standard stoves, masonry heaters are classified under BS EN 15250 (now replaced by EN 16510-2-5, which added PM, VOC, and NOx measurement requirements). This standard mandates that manufacturers declare the “thermal storage capacity” of the mass, creating a clear legal distinction from continuous-burn metal stoves.</w:t>
       </w:r>
     </w:p>
     <w:p>
@@ -1321,7 +1178,7 @@
                 <w:sz w:val="20"/>
                 <w:szCs w:val="20"/>
               </w:rPr>
-              <w:t>NOx</w:t>
+              <w:t>NO₂</w:t>
             </w:r>
           </w:p>
         </w:tc>
@@ -1511,6 +1368,28 @@
       </w:r>
     </w:p>
     <w:p>
+      <w:pPr>
+        <w:spacing w:before="120" w:after="120"/>
+      </w:pPr>
+      <w:r>
+        <w:rPr>
+          <w:color w:val="2C2C2C"/>
+        </w:rPr>
+        <w:t>The EN 15544 standard also specifies an OGC (Organically Bound Carbon) limit of ≤80 mg/MJ, completing a five-parameter performance framework: Dust ≤60, CO ≤1000, NO₂ ≤150, OGC ≤80 (all mg/MJ), and efficiency ≥78%.</w:t>
+      </w:r>
+    </w:p>
+    <w:p>
+      <w:pPr>
+        <w:spacing w:before="120" w:after="120"/>
+      </w:pPr>
+      <w:r>
+        <w:rPr>
+          <w:color w:val="2C2C2C"/>
+        </w:rPr>
+        <w:t>Independently verified emission test results from the Austrian Kachelofen Association’s Testing and Research Institute (Notified Body 1733, TU Vienna) confirm that even standard traditional tile stove combustion chambers achieve dust levels of 25–33 mg/m³ at 13% O₂ — well below the Ecodesign limit of 40 mg/m³. The advanced UmweltPlus (eco+) combustion chamber achieves CO 557 mg/m³, Dust 30 mg/m³, OGC 39 mg/m³, and efficiency &gt;80%. The 15a combustion chamber achieves CO 1,154 mg/m³, Dust 25 mg/m³, OGC 40 mg/m³, and efficiency &gt;80%. These results demonstrate that the performance limits guaranteed by EN 15544 are conservative — real-world masonry heater combustion chambers consistently outperform them.</w:t>
+      </w:r>
+    </w:p>
+    <w:p>
       <w:r>
         <w:br w:type="page"/>
       </w:r>
@@ -1589,35 +1468,7 @@
         <w:rPr>
           <w:color w:val="2C2C2C"/>
         </w:rPr>
-        <w:t xml:space="preserve">In 2013, France had zero regulatory recognition for masonry heaters. Today, thanks to the AFPMA (Association Française du </w:t>
-      </w:r>
-      <w:proofErr w:type="spellStart"/>
-      <w:r>
-        <w:rPr>
-          <w:color w:val="2C2C2C"/>
-        </w:rPr>
-        <w:t>Poêle</w:t>
-      </w:r>
-      <w:proofErr w:type="spellEnd"/>
-      <w:r>
-        <w:rPr>
-          <w:color w:val="2C2C2C"/>
-        </w:rPr>
-        <w:t xml:space="preserve"> </w:t>
-      </w:r>
-      <w:proofErr w:type="spellStart"/>
-      <w:r>
-        <w:rPr>
-          <w:color w:val="2C2C2C"/>
-        </w:rPr>
-        <w:t>Maçonné</w:t>
-      </w:r>
-      <w:proofErr w:type="spellEnd"/>
-      <w:r>
-        <w:rPr>
-          <w:color w:val="2C2C2C"/>
-        </w:rPr>
-        <w:t xml:space="preserve"> Artisanal), approximately 1,000 subsidized heaters are installed annually. The UK could follow a similar pathway:</w:t>
+        <w:t>In 2013, France had zero regulatory recognition for masonry heaters. Today, thanks to the AFPMA (Association Française du Poêle Maçonné Artisanal), approximately 300–600 artisanal masonry heaters are installed annually by approximately 60 professionals, with reported growth of 50% per year in 2023–2024. Germany, by comparison, installs approximately 19,000 per year through 1,500 tradespeople — demonstrating the market potential once a regulatory framework is established. The French government agency ADEME officially describes masonry heaters as “the most efficient in use” of all wood-burning appliance types. The UK could follow a similar pathway:</w:t>
       </w:r>
     </w:p>
     <w:p>
@@ -1677,21 +1528,7 @@
         <w:rPr>
           <w:color w:val="2C2C2C"/>
         </w:rPr>
-        <w:t>Utilise the existing HETAS infrastructure to create a “</w:t>
-      </w:r>
-      <w:proofErr w:type="spellStart"/>
-      <w:r>
-        <w:rPr>
-          <w:color w:val="2C2C2C"/>
-        </w:rPr>
-        <w:t>Poêlier</w:t>
-      </w:r>
-      <w:proofErr w:type="spellEnd"/>
-      <w:r>
-        <w:rPr>
-          <w:color w:val="2C2C2C"/>
-        </w:rPr>
-        <w:t>” (Masonry Heater Builder) certification, mirroring the French CQP.</w:t>
+        <w:t>Utilise the existing HETAS infrastructure to create a “Poêlier” (Masonry Heater Builder) certification, mirroring the French CQP.</w:t>
       </w:r>
     </w:p>
     <w:p>
@@ -1711,7 +1548,7 @@
         <w:rPr>
           <w:color w:val="2C2C2C"/>
         </w:rPr>
-        <w:t>Utilise the calculation software developed by the AFPMA to certify complex contraflow and bell systems to UK building standards.</w:t>
+        <w:t>Utilise the calculation software developed by the AFPMA to certify complex contraflow systems to UK building standards. Bell system support is in active development.</w:t>
       </w:r>
     </w:p>
     <w:p>
@@ -1744,54 +1581,18 @@
         <w:pStyle w:val="Heading1"/>
       </w:pPr>
       <w:r>
-        <w:t xml:space="preserve">Analysis of the “850° </w:t>
-      </w:r>
-      <w:proofErr w:type="spellStart"/>
-      <w:r>
-        <w:t>Grundofen</w:t>
-      </w:r>
-      <w:proofErr w:type="spellEnd"/>
-      <w:r>
-        <w:t>” Position</w:t>
-      </w:r>
-    </w:p>
-    <w:p>
-      <w:pPr>
-        <w:spacing w:after="160" w:line="276" w:lineRule="auto"/>
-      </w:pPr>
-      <w:r>
-        <w:rPr>
-          <w:color w:val="2C2C2C"/>
-        </w:rPr>
-        <w:t xml:space="preserve">The German association 850° </w:t>
-      </w:r>
-      <w:proofErr w:type="spellStart"/>
-      <w:r>
-        <w:rPr>
-          <w:color w:val="2C2C2C"/>
-        </w:rPr>
-        <w:t>Handwerklicher</w:t>
-      </w:r>
-      <w:proofErr w:type="spellEnd"/>
-      <w:r>
-        <w:rPr>
-          <w:color w:val="2C2C2C"/>
-        </w:rPr>
-        <w:t xml:space="preserve"> </w:t>
-      </w:r>
-      <w:proofErr w:type="spellStart"/>
-      <w:r>
-        <w:rPr>
-          <w:color w:val="2C2C2C"/>
-        </w:rPr>
-        <w:t>Grundofen</w:t>
-      </w:r>
-      <w:proofErr w:type="spellEnd"/>
-      <w:r>
-        <w:rPr>
-          <w:color w:val="2C2C2C"/>
-        </w:rPr>
-        <w:t xml:space="preserve"> e.V. raises important considerations for Defra regarding the 2026 Consultation. Their position paper examines the gap between laboratory test conditions and real-world appliance operation:</w:t>
+        <w:t>Analysis of the “850° Grundofen” Position</w:t>
+      </w:r>
+    </w:p>
+    <w:p>
+      <w:pPr>
+        <w:spacing w:after="160" w:line="276" w:lineRule="auto"/>
+      </w:pPr>
+      <w:r>
+        <w:rPr>
+          <w:color w:val="2C2C2C"/>
+        </w:rPr>
+        <w:t>The German association 850° Handwerklicher Grundofen e.V. raises important considerations for Defra regarding the 2026 Consultation. Their position paper examines the gap between laboratory test conditions and real-world appliance operation:</w:t>
       </w:r>
     </w:p>
     <w:p>
@@ -1811,21 +1612,7 @@
         <w:rPr>
           <w:color w:val="2C2C2C"/>
         </w:rPr>
-        <w:t xml:space="preserve">Type-testing for standard stoves (such as the UK’s proposed 1 g/h limit or Germany’s 1. </w:t>
-      </w:r>
-      <w:proofErr w:type="spellStart"/>
-      <w:r>
-        <w:rPr>
-          <w:color w:val="2C2C2C"/>
-        </w:rPr>
-        <w:t>BImSchV</w:t>
-      </w:r>
-      <w:proofErr w:type="spellEnd"/>
-      <w:r>
-        <w:rPr>
-          <w:color w:val="2C2C2C"/>
-        </w:rPr>
-        <w:t>) is conducted under controlled conditions with seasoned wood, calibrated drafts, and trained operators. In typical domestic use, operator behaviour can significantly affect emissions performance.</w:t>
+        <w:t>Type-testing for standard stoves (such as the UK’s proposed 1 g/h limit or Germany’s 1. BImSchV) is conducted under controlled conditions with seasoned wood, calibrated drafts, and trained operators. In typical domestic use, operator behaviour can significantly affect emissions performance.</w:t>
       </w:r>
     </w:p>
     <w:p>
@@ -1883,35 +1670,7 @@
         <w:rPr>
           <w:color w:val="2C2C2C"/>
         </w:rPr>
-        <w:t xml:space="preserve">The following recommendations are submitted for consideration within the 2026 Consultation timeframe. The objective is to meet the UK’s Air Quality targets (a 1.08 </w:t>
-      </w:r>
-      <w:proofErr w:type="spellStart"/>
-      <w:r>
-        <w:rPr>
-          <w:color w:val="2C2C2C"/>
-        </w:rPr>
-        <w:t>kilotonne</w:t>
-      </w:r>
-      <w:proofErr w:type="spellEnd"/>
-      <w:r>
-        <w:rPr>
-          <w:color w:val="2C2C2C"/>
-        </w:rPr>
-        <w:t xml:space="preserve"> abatement of PM</w:t>
-      </w:r>
-      <w:proofErr w:type="gramStart"/>
-      <w:r>
-        <w:rPr>
-          <w:color w:val="2C2C2C"/>
-        </w:rPr>
-        <w:t>₂.₅</w:t>
-      </w:r>
-      <w:proofErr w:type="gramEnd"/>
-      <w:r>
-        <w:rPr>
-          <w:color w:val="2C2C2C"/>
-        </w:rPr>
-        <w:t xml:space="preserve"> by 2036) while supporting sustainable, low-carbon domestic heating:</w:t>
+        <w:t>The following recommendations are submitted for consideration within the 2026 Consultation timeframe. The objective is to meet the UK’s Air Quality targets (a cumulative 1.08 kilotonne reduction in PM₂.₅ across the period 2027–2036) while supporting sustainable, low-carbon domestic heating:</w:t>
       </w:r>
     </w:p>
     <w:p>
@@ -1951,7 +1710,7 @@
         <w:rPr>
           <w:color w:val="2C2C2C"/>
         </w:rPr>
-        <w:t>Consider replacing the g/h mass-rate limit with an energy-normalized mg/MJ metric for high-efficiency, slow heat release appliances (as defined under BS EN 15250).</w:t>
+        <w:t>Consider replacing the g/h mass-rate limit with an energy-normalized mg/MJ metric for high-efficiency, slow heat release appliances (as defined under BS EN 15250/EN 16510-2-5).</w:t>
       </w:r>
     </w:p>
     <w:p>
@@ -1996,24 +1755,9 @@
           <w:color w:val="2C2C2C"/>
         </w:rPr>
         <w:t xml:space="preserve">Consider distinguishing “Slow Heat Release Appliances” (thermal mass) from “Continuous Release Appliances” </w:t>
-      </w:r>
-      <w:r>
-        <w:rPr>
-          <w:color w:val="2C2C2C"/>
-        </w:rPr>
         <w:lastRenderedPageBreak/>
         <w:t>(metal stoves) within the Clean Air Act amendments, consistent with the approach taken by Sweden, the US, and the EU Ecodesign framework.</w:t>
-      </w:r>
-      <w:r>
-        <w:rPr>
-          <w:color w:val="2C2C2C"/>
-        </w:rPr>
         <w:br/>
-      </w:r>
-      <w:r>
-        <w:rPr>
-          <w:color w:val="2C2C2C"/>
-        </w:rPr>
         <w:br/>
       </w:r>
       <w:r>
@@ -2021,21 +1765,7 @@
           <w:b/>
           <w:bCs/>
         </w:rPr>
-        <w:t>Recommendation 5</w:t>
-      </w:r>
-      <w:r>
-        <w:rPr>
-          <w:b/>
-          <w:bCs/>
-        </w:rPr>
-        <w:t xml:space="preserve"> - </w:t>
-      </w:r>
-      <w:r>
-        <w:rPr>
-          <w:b/>
-          <w:bCs/>
-        </w:rPr>
-        <w:t>Update Approved Document J to Include Masonry Heaters</w:t>
+        <w:t>Recommendation 5 - Update Approved Document J to Include Masonry Heaters</w:t>
       </w:r>
     </w:p>
     <w:p>
@@ -2052,36 +1782,12 @@
           <w:rPr>
             <w:rStyle w:val="Hyperlink"/>
           </w:rPr>
-          <w:t xml:space="preserve">Approved </w:t>
-        </w:r>
-        <w:r>
-          <w:rPr>
-            <w:rStyle w:val="Hyperlink"/>
-          </w:rPr>
-          <w:t>D</w:t>
-        </w:r>
-        <w:r>
-          <w:rPr>
-            <w:rStyle w:val="Hyperlink"/>
-          </w:rPr>
-          <w:t>ocument J</w:t>
+          <w:t>Approved Document J</w:t>
         </w:r>
       </w:hyperlink>
       <w:r>
-        <w:t xml:space="preserve"> (Combustion Appliances and Fuel Storage Systems, 2022 edition) — the principal Building Regulations guidance for solid fuel installations in England — contains no reference to masonry heaters, slow heat release appliances, site-built bespoke stoves, BS EN 15544, BS EN 15250, </w:t>
-      </w:r>
-      <w:proofErr w:type="spellStart"/>
-      <w:r>
-        <w:t>kakelugn</w:t>
-      </w:r>
-      <w:proofErr w:type="spellEnd"/>
-      <w:r>
-        <w:t>, kachelofen, batch combustion, or thermal mass appliances. Section 2 covers solid fuel appliances up to 50kW but treats all appliances as a single category. A new sub-section should be considered covering bespoke masonry stoves and slow heat release appliances, including installation guidance, clearance distances for thermal mass, and reference to the BS EN 15544 calculation method and BS EN 15250 classification.</w:t>
-      </w:r>
-      <w:r>
+        <w:t> (Combustion Appliances and Fuel Storage Systems, 2022 edition) — the principal Building Regulations guidance for solid fuel installations in England — contains no reference to masonry heaters, slow heat release appliances, site-built bespoke stoves, BS EN 15544, BS EN 15250, kakelugn, kachelofen, batch combustion, or thermal mass appliances. Section 2 covers solid fuel appliances up to 50kW but treats all appliances as a single category. A new sub-section should be considered covering bespoke masonry stoves and slow heat release appliances, including installation guidance, clearance distances for thermal mass, and reference to the BS EN 15544 calculation method and BS EN 15250 classification.</w:t>
         <w:br/>
-      </w:r>
-      <w:r>
         <w:br/>
       </w:r>
       <w:r>
@@ -2089,21 +1795,7 @@
           <w:b/>
           <w:bCs/>
         </w:rPr>
-        <w:t>Recommendation 6</w:t>
-      </w:r>
-      <w:r>
-        <w:rPr>
-          <w:b/>
-          <w:bCs/>
-        </w:rPr>
-        <w:t xml:space="preserve"> - </w:t>
-      </w:r>
-      <w:r>
-        <w:rPr>
-          <w:b/>
-          <w:bCs/>
-        </w:rPr>
-        <w:t>Establish a HETAS Masonry Heater Installer Pathway</w:t>
+        <w:t>Recommendation 6 - Establish a HETAS Masonry Heater Installer Pathway</w:t>
       </w:r>
     </w:p>
     <w:p>
@@ -2178,72 +1870,18 @@
           <w:bCs/>
           <w:color w:val="2C2C2C"/>
         </w:rPr>
-        <w:t xml:space="preserve">The evidence base is substantial and internationally validated. Masonry heaters — whether the Swedish </w:t>
-      </w:r>
-      <w:proofErr w:type="spellStart"/>
-      <w:r>
-        <w:rPr>
-          <w:b/>
-          <w:bCs/>
-          <w:color w:val="2C2C2C"/>
-        </w:rPr>
-        <w:t>Kakelugn</w:t>
-      </w:r>
-      <w:proofErr w:type="spellEnd"/>
-      <w:r>
-        <w:rPr>
-          <w:b/>
-          <w:bCs/>
-          <w:color w:val="2C2C2C"/>
-        </w:rPr>
-        <w:t xml:space="preserve">, the Austrian </w:t>
-      </w:r>
-      <w:proofErr w:type="spellStart"/>
-      <w:r>
-        <w:rPr>
-          <w:b/>
-          <w:bCs/>
-          <w:color w:val="2C2C2C"/>
-        </w:rPr>
-        <w:t>UmweltPlus</w:t>
-      </w:r>
-      <w:proofErr w:type="spellEnd"/>
-      <w:r>
-        <w:rPr>
-          <w:b/>
-          <w:bCs/>
-          <w:color w:val="2C2C2C"/>
-        </w:rPr>
-        <w:t xml:space="preserve">, or the German </w:t>
-      </w:r>
-      <w:proofErr w:type="spellStart"/>
-      <w:r>
-        <w:rPr>
-          <w:b/>
-          <w:bCs/>
-          <w:color w:val="2C2C2C"/>
-        </w:rPr>
-        <w:t>Grundofen</w:t>
-      </w:r>
-      <w:proofErr w:type="spellEnd"/>
-      <w:r>
-        <w:rPr>
-          <w:b/>
-          <w:bCs/>
-          <w:color w:val="2C2C2C"/>
-        </w:rPr>
-        <w:t xml:space="preserve"> — represent an established, high-performance category of solid-fuel combustion technology. The current UK proposal to apply a 1 g/h limit using 1960s-era testing methodologies (PD 6434 / BS 3841) does not accommodate a proven technology class that could contribute materially to the UK’s domestic air quality objectives.</w:t>
-      </w:r>
-    </w:p>
-    <w:p>
-      <w:pPr>
-        <w:spacing w:after="160" w:line="276" w:lineRule="auto"/>
-      </w:pPr>
-      <w:r>
-        <w:rPr>
-          <w:color w:val="2C2C2C"/>
-        </w:rPr>
-        <w:t>By formally recognising the European Calculation-Based Framework (BS EN 15544), acknowledging the distinct operational physics of thermal mass (BS EN 15250), and considering energy-normalized metrics (mg/MJ), the UK Government can align with international best practice and support the deployment of ultra-low emission heating technology at zero cost to the exchequer.</w:t>
+        <w:t>The evidence base is substantial and internationally validated. Masonry heaters — whether the Swedish Kakelugn, the Austrian UmweltPlus, or the German Grundofen — represent an established, high-performance category of solid-fuel combustion technology. The current UK proposal to apply a 1 g/h limit using 1960s-era testing methodologies (PD 6434 / BS 3841) does not accommodate a proven technology class that could contribute materially to the UK’s domestic air quality objectives.</w:t>
+      </w:r>
+    </w:p>
+    <w:p>
+      <w:pPr>
+        <w:spacing w:after="160" w:line="276" w:lineRule="auto"/>
+      </w:pPr>
+      <w:r>
+        <w:rPr>
+          <w:color w:val="2C2C2C"/>
+        </w:rPr>
+        <w:t>By formally recognising the European Calculation-Based Framework (BS EN 15544), acknowledging the distinct operational physics of thermal mass (BS EN 15250/EN 16510-2-5), and considering energy-normalized metrics (mg/MJ), the UK Government can align with international best practice and support the deployment of ultra-low emission heating technology at zero cost to the exchequer.</w:t>
       </w:r>
     </w:p>
     <w:p>
@@ -2361,25 +1999,7 @@
           <w:iCs/>
           <w:color w:val="6B6B6B"/>
         </w:rPr>
-        <w:t xml:space="preserve">Campaign by </w:t>
-      </w:r>
-      <w:proofErr w:type="spellStart"/>
-      <w:r>
-        <w:rPr>
-          <w:i/>
-          <w:iCs/>
-          <w:color w:val="6B6B6B"/>
-        </w:rPr>
-        <w:t>StoveMason</w:t>
-      </w:r>
-      <w:proofErr w:type="spellEnd"/>
-      <w:r>
-        <w:rPr>
-          <w:i/>
-          <w:iCs/>
-          <w:color w:val="6B6B6B"/>
-        </w:rPr>
-        <w:t xml:space="preserve"> — Masonry Heater Builders Ltd — www.stovemason.com</w:t>
+        <w:t>Campaign by StoveMason — Masonry Heater Builders Ltd — www.stovemason.com</w:t>
       </w:r>
     </w:p>
     <w:sectPr>

--- a/Technical_Evidence_Dossier_Defra_2026.docx
+++ b/Technical_Evidence_Dossier_Defra_2026.docx
@@ -292,7 +292,7 @@
         <w:rPr>
           <w:color w:val="2C2C2C"/>
         </w:rPr>
-        <w:t>This 10-part dossier provides a comparison of international testing regimes. It demonstrates that masonry heater technologies vary significantly — from the Swedish Kakelugn to the American Contraflow, the German Grundofen, and the Austrian UmweltPlus bio-combustion firebox. Despite their mechanical differences, all share a common thermal principle: high-temperature batch combustion followed by prolonged, zero-emission radiant heat release.</w:t>
+        <w:t>This 10-part dossier provides a comparison of international testing regimes. It demonstrates that masonry heater technologies vary significantly — from the Swedish Kakelugn to the American Contraflow, the German Grundofen, and the Austrian UmweltPlus bio-combustion firebox. Despite their mechanical differences, all share a common thermal principle: high-temperature batch combustion followed by prolonged, near-zero-emission radiant heat release.</w:t>
       </w:r>
     </w:p>
     <w:p>
@@ -398,7 +398,31 @@
         <w:rPr>
           <w:color w:val="2C2C2C"/>
         </w:rPr>
-        <w:t>Masonry heaters operate via “batch combustion.” A fuel charge of 15–25 kg is burned at high temperature (up to 900°C) over 1.5 to 2 hours to charge a masonry thermal core. During this phase, the instantaneous g/h rate appears elevated (e.g., 11.8 g/h). However, the appliance then radiates stored heat for 12–24 hours with zero further emissions.</w:t>
+        <w:t>Masonry heaters operate via “batch combustion.” A fuel charge of 15–25 kg is burned at high temperature (up to 900°C) over 1.5 to 2 hours to charge a masonry thermal core. During this phase, the instantaneous g/h rate appears elevated (e.g., 11.8 g/h). However, the appliance then radiates stored heat for 12–24 hours with negligible further emissions.</w:t>
+      </w:r>
+    </w:p>
+    <w:p>
+      <w:pPr>
+        <w:pBdr>
+          <w:left w:val="single" w:sz="12" w:space="8" w:color="B8860B"/>
+        </w:pBdr>
+        <w:shd w:val="clear" w:color="auto" w:fill="FFF8E7"/>
+        <w:spacing w:after="160" w:line="276" w:lineRule="auto"/>
+        <w:ind w:left="360"/>
+      </w:pPr>
+      <w:r>
+        <w:rPr>
+          <w:b/>
+          <w:bCs/>
+          <w:color w:val="8B7355"/>
+        </w:rPr>
+        <w:t xml:space="preserve">Regulatory Ambiguity (AFPMA analysis): </w:t>
+      </w:r>
+      <w:r>
+        <w:rPr>
+          <w:color w:val="2C2C2C"/>
+        </w:rPr>
+        <w:t>Applying the proposed Defra formula (1 g/h + 0.1g per 0.3kW) to a masonry heater providing 2kW average heat over 24 hours (flame output ≈52kW for 1h15min) produces two contradictory results: using average useful power (2kW) gives a limit of 1.67 g/h; using stored useful power at 80% efficiency (52 × 0.8 = 41.6kW) gives 14.87 g/h. This 9× ambiguity in the calculated limit demonstrates the fundamental incompatibility of the proposed continuous-burn formula with batch-burn thermal storage appliances.</w:t>
       </w:r>
     </w:p>
     <w:p>
@@ -733,7 +757,7 @@
                 <w:sz w:val="20"/>
                 <w:szCs w:val="20"/>
               </w:rPr>
-              <w:t>MHA tradition. Dense refractory cores. Lopez Labs: approximately 2.9 g/kg average across the full dataset (range 1.4–5.8 g/kg), with best-performing designs achieving sub-1.0 g/kg.</w:t>
+              <w:t>MHA tradition. Dense refractory cores. Lopez Labs (2010 summary, 103 documented batch burns): average PM 1.27 g/kg (range 0.48–4.61 g/kg), with advanced firebox designs (Double-Bell subset) averaging approximately 1.0 g/kg.</w:t>
             </w:r>
           </w:p>
         </w:tc>
@@ -857,7 +881,7 @@
         <w:rPr>
           <w:color w:val="2C2C2C"/>
         </w:rPr>
-        <w:t>The Ricardo report (Project RDE002) confirmed that the EU Ecodesign “heated filter” method likely understates PM₂.₅ emissions because it does not capture the “condensable” fraction of smoke.</w:t>
+        <w:t>The Ricardo report (Project RDE002) noted limitations in the earlier EU Ecodesign “heated filter” method for capturing PM₂.₅ emissions. The updated EN 16510 series now combines a heated filter with FID (Flame Ionisation Detector) measurement, providing more comprehensive emissions coverage. However, methodological differences between national test protocols remain a significant barrier to direct cross-jurisdictional comparison.</w:t>
       </w:r>
     </w:p>
     <w:p>
@@ -975,7 +999,7 @@
         <w:rPr>
           <w:color w:val="2C2C2C"/>
         </w:rPr>
-        <w:t>Captures the entire cycle, including the highest-emission cold startup phase. Despite this rigorous standard, masonry heaters achieve an average of approximately 2.9 g/kg, with best-performing designs under 1.0 g/kg.</w:t>
+        <w:t>Captures the entire cycle, including the highest-emission cold startup phase. Despite this rigorous standard, masonry heaters achieve an average of 1.27 g/kg (103 tests, 2010 summary), with advanced firebox designs under 1.0 g/kg.</w:t>
       </w:r>
     </w:p>
     <w:p>
@@ -1040,6 +1064,29 @@
           <w:color w:val="2C2C2C"/>
         </w:rPr>
         <w:t>Unlike standard stoves, masonry heaters are classified under BS EN 15250 (now replaced by EN 16510-2-5, which added PM, VOC, and NOx measurement requirements). This standard mandates that manufacturers declare the “thermal storage capacity” of the mass, creating a clear legal distinction from continuous-burn metal stoves.</w:t>
+      </w:r>
+    </w:p>
+    <w:p>
+      <w:pPr>
+        <w:pBdr>
+          <w:left w:val="single" w:sz="12" w:space="8" w:color="1565C0"/>
+        </w:pBdr>
+        <w:shd w:val="clear" w:color="auto" w:fill="F0F7FF"/>
+        <w:spacing w:after="160" w:line="276" w:lineRule="auto"/>
+      </w:pPr>
+      <w:r>
+        <w:rPr>
+          <w:b/>
+          <w:bCs/>
+          <w:color w:val="1565C0"/>
+        </w:rPr>
+        <w:t xml:space="preserve">Critical regulatory gap (FprEN 16510-2-5:2025): </w:t>
+      </w:r>
+      <w:r>
+        <w:rPr>
+          <w:color w:val="2C2C2C"/>
+        </w:rPr>
+        <w:t>The incoming European standard that will supersede EN 15250 for slow heat release appliances explicitly states in Clause 1: “This document is not applicable to: one off installations.” Site-built masonry heaters are, by definition, one-off installations. The EN 16510 product testing framework therefore creates a regulatory void for bespoke, site-built heaters. BS EN 15544:2023 is the only harmonised European standard that provides a compliance pathway for these appliances.</w:t>
       </w:r>
     </w:p>
     <w:p>
@@ -1364,7 +1411,7 @@
         <w:rPr>
           <w:color w:val="2C2C2C"/>
         </w:rPr>
-        <w:t>Under Austrian 15a B-VG law, this calculation is legally equivalent to physical laboratory type-testing. This zero-cost regulatory pathway enables artisanal builders to demonstrate compliance without the £10,000+ cost of physical lab testing for bespoke, site-built heaters.</w:t>
+        <w:t>Under Austrian 15a B-VG law, this calculation is accepted as a recognised compliance pathway for site-built heaters. This zero-cost regulatory pathway enables artisanal builders to demonstrate compliance without the £10,000+ cost of physical lab testing for bespoke, site-built heaters.</w:t>
       </w:r>
     </w:p>
     <w:p>

--- a/Technical_Evidence_Dossier_Defra_2026.docx
+++ b/Technical_Evidence_Dossier_Defra_2026.docx
@@ -476,6 +476,7 @@
           <w:bCs/>
           <w:color w:val="1B2A4A"/>
         </w:rPr>
+        <w:lastRenderedPageBreak/>
         <w:t xml:space="preserve">The Advantage: </w:t>
       </w:r>
       <w:r>
@@ -573,12 +574,6 @@
         <w:gridCol w:w="2426"/>
       </w:tblGrid>
       <w:tr>
-        <w:tblPrEx>
-          <w:tblCellMar>
-            <w:top w:w="0" w:type="dxa"/>
-            <w:bottom w:w="0" w:type="dxa"/>
-          </w:tblCellMar>
-        </w:tblPrEx>
         <w:tc>
           <w:tcPr>
             <w:tcW w:w="2200" w:type="dxa"/>
@@ -701,12 +696,6 @@
         </w:tc>
       </w:tr>
       <w:tr>
-        <w:tblPrEx>
-          <w:tblCellMar>
-            <w:top w:w="0" w:type="dxa"/>
-            <w:bottom w:w="0" w:type="dxa"/>
-          </w:tblCellMar>
-        </w:tblPrEx>
         <w:tc>
           <w:tcPr>
             <w:tcW w:w="2200" w:type="dxa"/>
@@ -1004,6 +993,7 @@
     </w:p>
     <w:p>
       <w:r>
+        <w:lastRenderedPageBreak/>
         <w:br w:type="page"/>
       </w:r>
     </w:p>
@@ -1086,7 +1076,21 @@
         <w:rPr>
           <w:color w:val="2C2C2C"/>
         </w:rPr>
-        <w:t>The incoming European standard that will supersede EN 15250 for slow heat release appliances explicitly states in Clause 1: “This document is not applicable to: one off installations.” Site-built masonry heaters are, by definition, one-off installations. The EN 16510 product testing framework therefore creates a regulatory void for bespoke, site-built heaters. BS EN 15544:2023 is the only harmonised European standard that provides a compliance pathway for these appliances.</w:t>
+        <w:t xml:space="preserve">The incoming European standard that will supersede EN 15250 for slow heat release appliances explicitly states in Clause 1: </w:t>
+      </w:r>
+      <w:r>
+        <w:rPr>
+          <w:b/>
+          <w:bCs/>
+          <w:color w:val="2C2C2C"/>
+        </w:rPr>
+        <w:t>“This document is not applicable to: one off installations.”</w:t>
+      </w:r>
+      <w:r>
+        <w:rPr>
+          <w:color w:val="2C2C2C"/>
+        </w:rPr>
+        <w:t xml:space="preserve"> Site-built masonry heaters are, by definition, one-off installations. The EN 16510 product testing framework therefore creates a regulatory void for bespoke, site-built heaters. BS EN 15544:2023 is the only harmonised European standard that provides a compliance pathway for these appliances.</w:t>
       </w:r>
     </w:p>
     <w:p>
@@ -1133,12 +1137,6 @@
         <w:gridCol w:w="2258"/>
       </w:tblGrid>
       <w:tr>
-        <w:tblPrEx>
-          <w:tblCellMar>
-            <w:top w:w="0" w:type="dxa"/>
-            <w:bottom w:w="0" w:type="dxa"/>
-          </w:tblCellMar>
-        </w:tblPrEx>
         <w:tc>
           <w:tcPr>
             <w:tcW w:w="2256" w:type="dxa"/>
@@ -1261,12 +1259,6 @@
         </w:tc>
       </w:tr>
       <w:tr>
-        <w:tblPrEx>
-          <w:tblCellMar>
-            <w:top w:w="0" w:type="dxa"/>
-            <w:bottom w:w="0" w:type="dxa"/>
-          </w:tblCellMar>
-        </w:tblPrEx>
         <w:tc>
           <w:tcPr>
             <w:tcW w:w="2256" w:type="dxa"/>
@@ -1422,7 +1414,21 @@
         <w:rPr>
           <w:color w:val="2C2C2C"/>
         </w:rPr>
-        <w:t>The EN 15544 standard also specifies an OGC (Organically Bound Carbon) limit of ≤80 mg/MJ, completing a five-parameter performance framework: Dust ≤60, CO ≤1000, NO₂ ≤150, OGC ≤80 (all mg/MJ), and efficiency ≥78%.</w:t>
+        <w:t xml:space="preserve">The EN 15544 standard also specifies an OGC (Organically Bound Carbon) limit of ≤80 mg/MJ, completing a five-parameter performance framework: </w:t>
+      </w:r>
+      <w:r>
+        <w:rPr>
+          <w:b/>
+          <w:bCs/>
+          <w:color w:val="2C2C2C"/>
+        </w:rPr>
+        <w:t>Dust ≤60, CO ≤1000, NO₂ ≤150, OGC ≤80 (all mg/MJ), and efficiency ≥78%</w:t>
+      </w:r>
+      <w:r>
+        <w:rPr>
+          <w:color w:val="2C2C2C"/>
+        </w:rPr>
+        <w:t>.</w:t>
       </w:r>
     </w:p>
     <w:p>
@@ -1433,7 +1439,28 @@
         <w:rPr>
           <w:color w:val="2C2C2C"/>
         </w:rPr>
-        <w:t>Independently verified emission test results from the Austrian Kachelofen Association’s Testing and Research Institute (Notified Body 1733, TU Vienna) confirm that even standard traditional tile stove combustion chambers achieve dust levels of 25–33 mg/m³ at 13% O₂ — well below the Ecodesign limit of 40 mg/m³. The advanced UmweltPlus (eco+) combustion chamber achieves CO 557 mg/m³, Dust 30 mg/m³, OGC 39 mg/m³, and efficiency &gt;80%. The 15a combustion chamber achieves CO 1,154 mg/m³, Dust 25 mg/m³, OGC 40 mg/m³, and efficiency &gt;80%. These results demonstrate that the performance limits guaranteed by EN 15544 are conservative — real-world masonry heater combustion chambers consistently outperform them.</w:t>
+        <w:t xml:space="preserve">Independently verified emission test results from the Austrian Kachelofen Association’s Testing and Research Institute (Notified Body 1733, TU Vienna) confirm that even standard traditional tile stove combustion chambers achieve dust levels of 25–33 mg/m³ at 13% O₂ — well below the Ecodesign limit of 40 mg/m³. The advanced UmweltPlus (eco+) combustion chamber achieves </w:t>
+      </w:r>
+      <w:r>
+        <w:rPr>
+          <w:b/>
+          <w:bCs/>
+          <w:color w:val="2C2C2C"/>
+        </w:rPr>
+        <w:t>CO 557 mg/m³, Dust 30 mg/m³, OGC 39 mg/m³, and efficiency &gt;80%</w:t>
+      </w:r>
+      <w:r>
+        <w:rPr>
+          <w:color w:val="2C2C2C"/>
+        </w:rPr>
+        <w:t xml:space="preserve">. The 15a combustion chamber achieves CO 1,154 mg/m³, Dust 25 mg/m³, OGC 40 mg/m³, and efficiency &gt;80%. These results demonstrate that the performance limits guaranteed by </w:t>
+      </w:r>
+      <w:r>
+        <w:rPr>
+          <w:color w:val="2C2C2C"/>
+        </w:rPr>
+        <w:lastRenderedPageBreak/>
+        <w:t>EN 15544 are conservative — real-world masonry heater combustion chambers consistently outperform them.</w:t>
       </w:r>
     </w:p>
     <w:p>
@@ -1515,7 +1542,7 @@
         <w:rPr>
           <w:color w:val="2C2C2C"/>
         </w:rPr>
-        <w:t>In 2013, France had zero regulatory recognition for masonry heaters. Today, thanks to the AFPMA (Association Française du Poêle Maçonné Artisanal), approximately 300–600 artisanal masonry heaters are installed annually by approximately 60 professionals, with reported growth of 50% per year in 2023–2024. Germany, by comparison, installs approximately 19,000 per year through 1,500 tradespeople — demonstrating the market potential once a regulatory framework is established. The French government agency ADEME officially describes masonry heaters as “the most efficient in use” of all wood-burning appliance types. The UK could follow a similar pathway:</w:t>
+        <w:t>In 2013, France had zero regulatory recognition for masonry heaters. Today, thanks to the AFPMA (Association Française du Poêle Maçonné Artisanal), approximately 300–600 artisanal masonry heaters are installed annually by approximately 60 professionals, with reported growth of 50% per year in 2023–2024. The French government agency ADEME officially describes masonry heaters as “the most efficient in use” of all wood-burning appliance types. The UK could follow a similar pathway:</w:t>
       </w:r>
     </w:p>
     <w:p>
@@ -1802,9 +1829,24 @@
           <w:color w:val="2C2C2C"/>
         </w:rPr>
         <w:t xml:space="preserve">Consider distinguishing “Slow Heat Release Appliances” (thermal mass) from “Continuous Release Appliances” </w:t>
+      </w:r>
+      <w:r>
+        <w:rPr>
+          <w:color w:val="2C2C2C"/>
+        </w:rPr>
         <w:lastRenderedPageBreak/>
         <w:t>(metal stoves) within the Clean Air Act amendments, consistent with the approach taken by Sweden, the US, and the EU Ecodesign framework.</w:t>
+      </w:r>
+      <w:r>
+        <w:rPr>
+          <w:color w:val="2C2C2C"/>
+        </w:rPr>
         <w:br/>
+      </w:r>
+      <w:r>
+        <w:rPr>
+          <w:color w:val="2C2C2C"/>
+        </w:rPr>
         <w:br/>
       </w:r>
       <w:r>
@@ -1833,8 +1875,23 @@
         </w:r>
       </w:hyperlink>
       <w:r>
-        <w:t> (Combustion Appliances and Fuel Storage Systems, 2022 edition) — the principal Building Regulations guidance for solid fuel installations in England — contains no reference to masonry heaters, slow heat release appliances, site-built bespoke stoves, BS EN 15544, BS EN 15250, kakelugn, kachelofen, batch combustion, or thermal mass appliances. Section 2 covers solid fuel appliances up to 50kW but treats all appliances as a single category. A new sub-section should be considered covering bespoke masonry stoves and slow heat release appliances, including installation guidance, clearance distances for thermal mass, and reference to the BS EN 15544 calculation method and BS EN 15250 classification.</w:t>
+        <w:t xml:space="preserve"> (Combustion Appliances and Fuel Storage Systems, 2022 edition) — the principal Building Regulations guidance for solid fuel installations in England — contains no reference to masonry heaters, slow heat release appliances, site-built bespoke stoves, BS EN 15544, BS EN 15250, kakelugn, kachelofen, batch combustion, or thermal mass appliances. Section 2 covers solid fuel appliances up to 50kW but treats all appliances as a single category. </w:t>
+      </w:r>
+      <w:r>
+        <w:rPr>
+          <w:b/>
+          <w:bCs/>
+        </w:rPr>
+        <w:t>A new sub-section should be considered covering bespoke masonry stoves and slow heat release appliances, including installation guidance, clearance distances for thermal mass, and reference to the BS EN 15544 calculation method and BS EN 15250 classification.</w:t>
+      </w:r>
+      <w:r>
+        <w:rPr>
+          <w:b/>
+          <w:bCs/>
+        </w:rPr>
         <w:br/>
+      </w:r>
+      <w:r>
         <w:br/>
       </w:r>
       <w:r>
@@ -1851,7 +1908,17 @@
         <w:ind w:left="360"/>
       </w:pPr>
       <w:r>
-        <w:t>HETAS currently provides competent person certification for conventional stove installation but has no dedicated training or assessment pathway for bespoke masonry heaters. In practice, qualified masonry heater builders have been signing off site-built installations through HETAS for over 12 years, demonstrating that the process is viable. Defra should consider working with HETAS to formalise a masonry heater builder certification, incorporating BS EN 15544 calculation competency, thermal mass installation standards, and chimney system design for high-temperature batch combustion — mirroring the French CQP model established by AFPMA.</w:t>
+        <w:t xml:space="preserve">HETAS currently provides competent person certification for conventional stove installation but has no dedicated training or assessment pathway for bespoke masonry heaters. </w:t>
+      </w:r>
+      <w:r>
+        <w:rPr>
+          <w:b/>
+          <w:bCs/>
+        </w:rPr>
+        <w:t>In practice, qualified masonry heater builders have been signing off site-built installations through HETAS for over 12 years, demonstrating that the process is viable.</w:t>
+      </w:r>
+      <w:r>
+        <w:t xml:space="preserve"> Defra should consider working with HETAS to formalise a masonry heater builder certification, incorporating BS EN 15544 calculation competency, thermal mass installation standards, and chimney system design for high-temperature batch combustion — mirroring the French CQP model established by AFPMA.</w:t>
       </w:r>
     </w:p>
     <w:p>
@@ -2740,6 +2807,7 @@
   <w:style w:type="character" w:default="1" w:styleId="DefaultParagraphFont">
     <w:name w:val="Default Paragraph Font"/>
     <w:uiPriority w:val="1"/>
+    <w:semiHidden/>
     <w:unhideWhenUsed/>
   </w:style>
   <w:style w:type="table" w:default="1" w:styleId="TableNormal">
